--- a/ML_Quasi2D_Manuscript.docx
+++ b/ML_Quasi2D_Manuscript.docx
@@ -14,9 +14,9 @@
           <w:szCs w:val="28"/>
         </w:rPr>
       </w:pPr>
-      <w:bookmarkStart w:id="0" w:name="X7d45bd4660fd4f4e0707610adb36ff1d3dab4ca"/>
+      <w:bookmarkStart w:id="0" w:name="_Hlk109917554"/>
       <w:bookmarkStart w:id="1" w:name="Xe3d0fc0bea9a42ce7605565d0964033d7f6ee47"/>
-      <w:bookmarkStart w:id="2" w:name="_Hlk109917554"/>
+      <w:bookmarkStart w:id="2" w:name="X7d45bd4660fd4f4e0707610adb36ff1d3dab4ca"/>
       <w:r>
         <w:rPr>
           <w:rFonts w:ascii="Times" w:hAnsi="Times" w:cs="Times"/>
@@ -152,7 +152,7 @@
         </w:r>
       </w:hyperlink>
       <w:bookmarkStart w:id="3" w:name="_Hlk109917564"/>
-      <w:bookmarkEnd w:id="2"/>
+      <w:bookmarkEnd w:id="0"/>
     </w:p>
     <w:p>
       <w:pPr>
@@ -212,27 +212,37 @@
         <w:rPr>
           <w:rFonts w:ascii="Times New Roman" w:hAnsi="Times New Roman" w:cs="Times New Roman"/>
         </w:rPr>
-        <w:t xml:space="preserve">garnered intense </w:t>
-      </w:r>
-      <w:proofErr w:type="gramStart"/>
-      <w:r>
-        <w:rPr>
-          <w:rFonts w:ascii="Times New Roman" w:hAnsi="Times New Roman" w:cs="Times New Roman"/>
-        </w:rPr>
-        <w:t xml:space="preserve">attention </w:t>
-      </w:r>
-      <w:r>
-        <w:rPr>
-          <w:rFonts w:ascii="Times New Roman" w:hAnsi="Times New Roman" w:cs="Times New Roman"/>
-        </w:rPr>
-        <w:t xml:space="preserve"> for</w:t>
-      </w:r>
-      <w:proofErr w:type="gramEnd"/>
-      <w:r>
-        <w:rPr>
-          <w:rFonts w:ascii="Times New Roman" w:hAnsi="Times New Roman" w:cs="Times New Roman"/>
-        </w:rPr>
-        <w:t xml:space="preserve"> light-emitting diodes (LEDs) due to their facile solution-processing</w:t>
+        <w:t xml:space="preserve">captivated </w:t>
+      </w:r>
+      <w:r>
+        <w:rPr>
+          <w:rFonts w:ascii="Times New Roman" w:hAnsi="Times New Roman" w:cs="Times New Roman"/>
+        </w:rPr>
+        <w:t>researchers in</w:t>
+      </w:r>
+      <w:r>
+        <w:rPr>
+          <w:rFonts w:ascii="Times New Roman" w:hAnsi="Times New Roman" w:cs="Times New Roman"/>
+        </w:rPr>
+        <w:t xml:space="preserve"> the field of </w:t>
+      </w:r>
+      <w:r>
+        <w:rPr>
+          <w:rFonts w:ascii="Times New Roman" w:hAnsi="Times New Roman" w:cs="Times New Roman"/>
+        </w:rPr>
+        <w:t xml:space="preserve">light-emitting diodes (LEDs) </w:t>
+      </w:r>
+      <w:r>
+        <w:rPr>
+          <w:rFonts w:ascii="Times New Roman" w:hAnsi="Times New Roman" w:cs="Times New Roman"/>
+        </w:rPr>
+        <w:t>owing</w:t>
+      </w:r>
+      <w:r>
+        <w:rPr>
+          <w:rFonts w:ascii="Times New Roman" w:hAnsi="Times New Roman" w:cs="Times New Roman"/>
+        </w:rPr>
+        <w:t xml:space="preserve"> to their facile solution-processing</w:t>
       </w:r>
       <w:r>
         <w:rPr>
@@ -312,7 +322,49 @@
         <w:rPr>
           <w:rFonts w:ascii="Times New Roman" w:hAnsi="Times New Roman" w:cs="Times New Roman"/>
         </w:rPr>
-        <w:t>In this work, we developed two distinct sets of hyperparameter-tuned ML models using data compiled from the literature: one focused on materials-level intrinsic emission properties and the other on device-level external quantum efficiency</w:t>
+        <w:t>In this work, we developed two distinct sets of hyperparameter-tuned ML models using data compiled from the literature</w:t>
+      </w:r>
+      <w:r>
+        <w:rPr>
+          <w:rFonts w:ascii="Times New Roman" w:hAnsi="Times New Roman" w:cs="Times New Roman"/>
+        </w:rPr>
+        <w:t xml:space="preserve">, where the first set is </w:t>
+      </w:r>
+      <w:r>
+        <w:rPr>
+          <w:rFonts w:ascii="Times New Roman" w:hAnsi="Times New Roman" w:cs="Times New Roman"/>
+        </w:rPr>
+        <w:t xml:space="preserve">focused on materials-level intrinsic emission properties and the </w:t>
+      </w:r>
+      <w:r>
+        <w:rPr>
+          <w:rFonts w:ascii="Times New Roman" w:hAnsi="Times New Roman" w:cs="Times New Roman"/>
+        </w:rPr>
+        <w:t>second</w:t>
+      </w:r>
+      <w:r>
+        <w:rPr>
+          <w:rFonts w:ascii="Times New Roman" w:hAnsi="Times New Roman" w:cs="Times New Roman"/>
+        </w:rPr>
+        <w:t xml:space="preserve"> </w:t>
+      </w:r>
+      <w:r>
+        <w:rPr>
+          <w:rFonts w:ascii="Times New Roman" w:hAnsi="Times New Roman" w:cs="Times New Roman"/>
+        </w:rPr>
+        <w:t>one is on</w:t>
+      </w:r>
+      <w:r>
+        <w:rPr>
+          <w:rFonts w:ascii="Times New Roman" w:hAnsi="Times New Roman" w:cs="Times New Roman"/>
+        </w:rPr>
+        <w:t xml:space="preserve"> device-level external quantum efficiency</w:t>
+      </w:r>
+      <w:r>
+        <w:rPr>
+          <w:rFonts w:ascii="Times New Roman" w:hAnsi="Times New Roman" w:cs="Times New Roman"/>
+        </w:rPr>
+        <w:t xml:space="preserve"> (EQE)</w:t>
       </w:r>
       <w:r>
         <w:rPr>
@@ -397,20 +449,20 @@
         <w:rPr>
           <w:rFonts w:ascii="Times New Roman" w:hAnsi="Times New Roman" w:cs="Times New Roman"/>
         </w:rPr>
-        <w:t>major part of the</w:t>
-      </w:r>
-      <w:r>
-        <w:rPr>
-          <w:rFonts w:ascii="Times New Roman" w:hAnsi="Times New Roman" w:cs="Times New Roman"/>
-        </w:rPr>
-        <w:t xml:space="preserve"> visible </w:t>
+        <w:t xml:space="preserve">major </w:t>
       </w:r>
       <w:r>
         <w:rPr>
           <w:rFonts w:ascii="Times New Roman" w:hAnsi="Times New Roman" w:cs="Times New Roman"/>
         </w:rPr>
         <w:lastRenderedPageBreak/>
-        <w:t>spectrum</w:t>
+        <w:t>part of the</w:t>
+      </w:r>
+      <w:r>
+        <w:rPr>
+          <w:rFonts w:ascii="Times New Roman" w:hAnsi="Times New Roman" w:cs="Times New Roman"/>
+        </w:rPr>
+        <w:t xml:space="preserve"> visible spectrum</w:t>
       </w:r>
       <w:r>
         <w:rPr>
@@ -4350,31 +4402,49 @@
         <w:rPr>
           <w:rFonts w:ascii="Times New Roman" w:hAnsi="Times New Roman" w:cs="Times New Roman"/>
         </w:rPr>
-        <w:t xml:space="preserve">A model trained only on typical green recipes would </w:t>
-      </w:r>
-      <w:r>
-        <w:rPr>
-          <w:rFonts w:ascii="Times New Roman" w:hAnsi="Times New Roman" w:cs="Times New Roman"/>
-        </w:rPr>
-        <w:t xml:space="preserve">underrepresent the halide and confinement extremes, thereby limiting its scope to the </w:t>
-      </w:r>
-      <w:r>
-        <w:rPr>
-          <w:rFonts w:ascii="Times New Roman" w:hAnsi="Times New Roman" w:cs="Times New Roman"/>
-        </w:rPr>
-        <w:t>entire</w:t>
-      </w:r>
-      <w:r>
-        <w:rPr>
-          <w:rFonts w:ascii="Times New Roman" w:hAnsi="Times New Roman" w:cs="Times New Roman"/>
-        </w:rPr>
-        <w:t xml:space="preserve"> visible spectrum.</w:t>
-      </w:r>
-      <w:r>
-        <w:rPr>
-          <w:rFonts w:ascii="Times New Roman" w:hAnsi="Times New Roman" w:cs="Times New Roman"/>
-        </w:rPr>
-        <w:t xml:space="preserve"> </w:t>
+        <w:t xml:space="preserve">A model trained only on typical green </w:t>
+      </w:r>
+      <w:r>
+        <w:rPr>
+          <w:rFonts w:ascii="Times New Roman" w:hAnsi="Times New Roman" w:cs="Times New Roman"/>
+        </w:rPr>
+        <w:t>emission perovskite materials</w:t>
+      </w:r>
+      <w:r>
+        <w:rPr>
+          <w:rFonts w:ascii="Times New Roman" w:hAnsi="Times New Roman" w:cs="Times New Roman"/>
+        </w:rPr>
+        <w:t xml:space="preserve"> would </w:t>
+      </w:r>
+      <w:r>
+        <w:rPr>
+          <w:rFonts w:ascii="Times New Roman" w:hAnsi="Times New Roman" w:cs="Times New Roman"/>
+        </w:rPr>
+        <w:t xml:space="preserve">underrepresent the halide and confinement extremes, thereby </w:t>
+      </w:r>
+      <w:r>
+        <w:rPr>
+          <w:rFonts w:ascii="Times New Roman" w:hAnsi="Times New Roman" w:cs="Times New Roman"/>
+        </w:rPr>
+        <w:t>limits the</w:t>
+      </w:r>
+      <w:r>
+        <w:rPr>
+          <w:rFonts w:ascii="Times New Roman" w:hAnsi="Times New Roman" w:cs="Times New Roman"/>
+        </w:rPr>
+        <w:t xml:space="preserve"> scope</w:t>
+      </w:r>
+      <w:r>
+        <w:rPr>
+          <w:rFonts w:ascii="Times New Roman" w:hAnsi="Times New Roman" w:cs="Times New Roman"/>
+        </w:rPr>
+        <w:t xml:space="preserve"> to that wavelength range itself</w:t>
+      </w:r>
+      <w:r>
+        <w:rPr>
+          <w:rFonts w:ascii="Times New Roman" w:hAnsi="Times New Roman" w:cs="Times New Roman"/>
+        </w:rPr>
+        <w:t>.</w:t>
       </w:r>
     </w:p>
     <w:p>
@@ -6400,14 +6470,42 @@
           <w:rFonts w:ascii="Times New Roman" w:hAnsi="Times New Roman" w:cs="Times New Roman"/>
           <w:lang w:val="en-IN"/>
         </w:rPr>
-        <w:t xml:space="preserve"> channel, yet on test data, the 13-variable</w:t>
+        <w:t xml:space="preserve"> channel, yet </w:t>
       </w:r>
       <w:r>
         <w:rPr>
           <w:rFonts w:ascii="Times New Roman" w:hAnsi="Times New Roman" w:cs="Times New Roman"/>
           <w:lang w:val="en-IN"/>
         </w:rPr>
-        <w:t xml:space="preserve"> SVR is unambiguously better</w:t>
+        <w:t xml:space="preserve">the </w:t>
+      </w:r>
+      <w:r>
+        <w:rPr>
+          <w:rFonts w:ascii="Times New Roman" w:hAnsi="Times New Roman" w:cs="Times New Roman"/>
+          <w:lang w:val="en-IN"/>
+        </w:rPr>
+        <w:t>13-variable</w:t>
+      </w:r>
+      <w:r>
+        <w:rPr>
+          <w:rFonts w:ascii="Times New Roman" w:hAnsi="Times New Roman" w:cs="Times New Roman"/>
+          <w:lang w:val="en-IN"/>
+        </w:rPr>
+        <w:t xml:space="preserve"> SVR</w:t>
+      </w:r>
+      <w:r>
+        <w:rPr>
+          <w:rFonts w:ascii="Times New Roman" w:hAnsi="Times New Roman" w:cs="Times New Roman"/>
+          <w:lang w:val="en-IN"/>
+        </w:rPr>
+        <w:t xml:space="preserve"> model </w:t>
+      </w:r>
+      <w:r>
+        <w:rPr>
+          <w:rFonts w:ascii="Times New Roman" w:hAnsi="Times New Roman" w:cs="Times New Roman"/>
+          <w:lang w:val="en-IN"/>
+        </w:rPr>
+        <w:t>is unambiguously better</w:t>
       </w:r>
       <w:r>
         <w:rPr>
@@ -7821,36 +7919,6 @@
         <w:t>) jointly determine the perovskite inorganic framework’s band edge and the halide chemical potential in the perovskite precursor.</w:t>
       </w:r>
       <w:r>
-        <w:t xml:space="preserve"> </w:t>
-      </w:r>
-      <w:r>
-        <w:rPr>
-          <w:rFonts w:ascii="Times New Roman" w:hAnsi="Times New Roman" w:cs="Times New Roman"/>
-        </w:rPr>
-        <w:t xml:space="preserve">They do not, by themselves, specify a single </w:t>
-      </w:r>
-      <w:r>
-        <w:rPr>
-          <w:rFonts w:ascii="Times New Roman" w:hAnsi="Times New Roman" w:cs="Times New Roman"/>
-        </w:rPr>
-        <w:t>n-phase</w:t>
-      </w:r>
-      <w:r>
-        <w:rPr>
-          <w:rFonts w:ascii="Times New Roman" w:hAnsi="Times New Roman" w:cs="Times New Roman"/>
-        </w:rPr>
-        <w:t>, but they bias the average inorganic bandgap</w:t>
-      </w:r>
-      <w:r>
-        <w:rPr>
-          <w:rFonts w:ascii="Times New Roman" w:hAnsi="Times New Roman" w:cs="Times New Roman"/>
-        </w:rPr>
-        <w:t>.</w:t>
-      </w:r>
-      <w:r>
-        <w:rPr>
-          <w:rFonts w:ascii="Times New Roman" w:hAnsi="Times New Roman" w:cs="Times New Roman"/>
-        </w:rPr>
         <w:t xml:space="preserve"> </w:t>
       </w:r>
       <w:r>
@@ -8357,20 +8425,114 @@
         <w:rPr>
           <w:rFonts w:ascii="Times New Roman" w:hAnsi="Times New Roman" w:cs="Times New Roman"/>
         </w:rPr>
+        <w:t>it learn</w:t>
+      </w:r>
+      <w:r>
+        <w:rPr>
+          <w:rFonts w:ascii="Times New Roman" w:hAnsi="Times New Roman" w:cs="Times New Roman"/>
+        </w:rPr>
+        <w:t>ed</w:t>
+      </w:r>
+      <w:r>
+        <w:rPr>
+          <w:rFonts w:ascii="Times New Roman" w:hAnsi="Times New Roman" w:cs="Times New Roman"/>
+        </w:rPr>
+        <w:t xml:space="preserve"> from the blended ratios actually reported. </w:t>
+      </w:r>
+      <w:r>
+        <w:rPr>
+          <w:rStyle w:val="VerbatimChar"/>
+          <w:rFonts w:ascii="Times New Roman" w:hAnsi="Times New Roman" w:cs="Times New Roman"/>
+          <w:sz w:val="24"/>
+        </w:rPr>
+        <w:t>SOLVENT_DMF</w:t>
+      </w:r>
+      <w:r>
+        <w:rPr>
+          <w:rFonts w:ascii="Times New Roman" w:hAnsi="Times New Roman" w:cs="Times New Roman"/>
+        </w:rPr>
+        <w:t xml:space="preserve"> surviving selection is not </w:t>
+      </w:r>
+      <w:r>
+        <w:rPr>
+          <w:rFonts w:ascii="Times New Roman" w:hAnsi="Times New Roman" w:cs="Times New Roman"/>
+        </w:rPr>
         <w:lastRenderedPageBreak/>
-        <w:t>it learn</w:t>
-      </w:r>
-      <w:r>
-        <w:rPr>
-          <w:rFonts w:ascii="Times New Roman" w:hAnsi="Times New Roman" w:cs="Times New Roman"/>
-        </w:rPr>
-        <w:t>ed</w:t>
-      </w:r>
-      <w:r>
-        <w:rPr>
-          <w:rFonts w:ascii="Times New Roman" w:hAnsi="Times New Roman" w:cs="Times New Roman"/>
-        </w:rPr>
-        <w:t xml:space="preserve"> from the blended ratios actually reported. </w:t>
+        <w:t>surprising</w:t>
+      </w:r>
+      <w:r>
+        <w:rPr>
+          <w:rFonts w:ascii="Times New Roman" w:hAnsi="Times New Roman" w:cs="Times New Roman"/>
+        </w:rPr>
+        <w:t xml:space="preserve"> as </w:t>
+      </w:r>
+      <w:r>
+        <w:rPr>
+          <w:rFonts w:ascii="Times New Roman" w:hAnsi="Times New Roman" w:cs="Times New Roman"/>
+        </w:rPr>
+        <w:t xml:space="preserve">DMF and DMSO are known to change Pb coordination and </w:t>
+      </w:r>
+      <w:r>
+        <w:rPr>
+          <w:rFonts w:ascii="Times New Roman" w:hAnsi="Times New Roman" w:cs="Times New Roman"/>
+        </w:rPr>
+        <w:t>crystallization</w:t>
+      </w:r>
+      <w:r>
+        <w:rPr>
+          <w:rFonts w:ascii="Times New Roman" w:hAnsi="Times New Roman" w:cs="Times New Roman"/>
+        </w:rPr>
+        <w:t xml:space="preserve"> kinetics, which in turn changes </w:t>
+      </w:r>
+      <w:proofErr w:type="spellStart"/>
+      <w:r>
+        <w:rPr>
+          <w:rFonts w:ascii="Times New Roman" w:hAnsi="Times New Roman" w:cs="Times New Roman"/>
+        </w:rPr>
+        <w:t>n</w:t>
+      </w:r>
+      <w:proofErr w:type="spellEnd"/>
+      <w:r>
+        <w:rPr>
+          <w:rFonts w:ascii="Times New Roman" w:hAnsi="Times New Roman" w:cs="Times New Roman"/>
+        </w:rPr>
+        <w:t xml:space="preserve"> partitioning. That variable is a processing fingerprint </w:t>
+      </w:r>
+      <w:r>
+        <w:rPr>
+          <w:rFonts w:ascii="Times New Roman" w:hAnsi="Times New Roman" w:cs="Times New Roman"/>
+        </w:rPr>
+        <w:t>no less than a</w:t>
+      </w:r>
+      <w:r>
+        <w:rPr>
+          <w:rFonts w:ascii="Times New Roman" w:hAnsi="Times New Roman" w:cs="Times New Roman"/>
+        </w:rPr>
+        <w:t xml:space="preserve"> </w:t>
+      </w:r>
+      <w:r>
+        <w:rPr>
+          <w:rFonts w:ascii="Times New Roman" w:hAnsi="Times New Roman" w:cs="Times New Roman"/>
+        </w:rPr>
+        <w:t>compositional</w:t>
+      </w:r>
+      <w:r>
+        <w:rPr>
+          <w:rFonts w:ascii="Times New Roman" w:hAnsi="Times New Roman" w:cs="Times New Roman"/>
+        </w:rPr>
+        <w:t xml:space="preserve"> one.</w:t>
+      </w:r>
+      <w:r>
+        <w:rPr>
+          <w:rFonts w:ascii="Times New Roman" w:hAnsi="Times New Roman" w:cs="Times New Roman"/>
+        </w:rPr>
+        <w:t xml:space="preserve"> </w:t>
+      </w:r>
+      <w:r>
+        <w:rPr>
+          <w:rFonts w:ascii="Times New Roman" w:hAnsi="Times New Roman" w:cs="Times New Roman"/>
+        </w:rPr>
+        <w:t xml:space="preserve">Among molecular descriptors, </w:t>
       </w:r>
       <w:r>
         <w:rPr>
@@ -8378,149 +8540,73 @@
           <w:rFonts w:ascii="Times New Roman" w:hAnsi="Times New Roman" w:cs="Times New Roman"/>
           <w:sz w:val="24"/>
         </w:rPr>
-        <w:t>SOLVENT_DMF</w:t>
-      </w:r>
-      <w:r>
-        <w:rPr>
-          <w:rFonts w:ascii="Times New Roman" w:hAnsi="Times New Roman" w:cs="Times New Roman"/>
-        </w:rPr>
-        <w:t xml:space="preserve"> surviving selection is not surprising</w:t>
-      </w:r>
-      <w:r>
-        <w:rPr>
-          <w:rFonts w:ascii="Times New Roman" w:hAnsi="Times New Roman" w:cs="Times New Roman"/>
-        </w:rPr>
-        <w:t xml:space="preserve"> as </w:t>
-      </w:r>
-      <w:r>
-        <w:rPr>
-          <w:rFonts w:ascii="Times New Roman" w:hAnsi="Times New Roman" w:cs="Times New Roman"/>
-        </w:rPr>
-        <w:t xml:space="preserve">DMF and DMSO are known to change Pb coordination and </w:t>
-      </w:r>
-      <w:r>
-        <w:rPr>
-          <w:rFonts w:ascii="Times New Roman" w:hAnsi="Times New Roman" w:cs="Times New Roman"/>
-        </w:rPr>
-        <w:t>crystallization</w:t>
-      </w:r>
-      <w:r>
-        <w:rPr>
-          <w:rFonts w:ascii="Times New Roman" w:hAnsi="Times New Roman" w:cs="Times New Roman"/>
-        </w:rPr>
-        <w:t xml:space="preserve"> kinetics, which in turn changes </w:t>
+        <w:t>Pri_VSA_EState4</w:t>
+      </w:r>
+      <w:r>
+        <w:rPr>
+          <w:rStyle w:val="VerbatimChar"/>
+          <w:rFonts w:ascii="Times New Roman" w:hAnsi="Times New Roman" w:cs="Times New Roman"/>
+          <w:sz w:val="24"/>
+        </w:rPr>
+        <w:t xml:space="preserve"> (S</w:t>
+      </w:r>
+      <w:r>
+        <w:rPr>
+          <w:rStyle w:val="VerbatimChar"/>
+          <w:rFonts w:ascii="Times New Roman" w:hAnsi="Times New Roman" w:cs="Times New Roman"/>
+          <w:sz w:val="24"/>
+        </w:rPr>
+        <w:t xml:space="preserve">urface-area + </w:t>
       </w:r>
       <w:proofErr w:type="spellStart"/>
       <w:r>
         <w:rPr>
-          <w:rFonts w:ascii="Times New Roman" w:hAnsi="Times New Roman" w:cs="Times New Roman"/>
-        </w:rPr>
-        <w:t>n</w:t>
+          <w:rStyle w:val="VerbatimChar"/>
+          <w:rFonts w:ascii="Times New Roman" w:hAnsi="Times New Roman" w:cs="Times New Roman"/>
+          <w:sz w:val="24"/>
+        </w:rPr>
+        <w:t>electrotopological</w:t>
       </w:r>
       <w:proofErr w:type="spellEnd"/>
       <w:r>
         <w:rPr>
-          <w:rFonts w:ascii="Times New Roman" w:hAnsi="Times New Roman" w:cs="Times New Roman"/>
-        </w:rPr>
-        <w:t xml:space="preserve"> partitioning. That variable is a processing fingerprint </w:t>
-      </w:r>
-      <w:r>
-        <w:rPr>
-          <w:rFonts w:ascii="Times New Roman" w:hAnsi="Times New Roman" w:cs="Times New Roman"/>
-        </w:rPr>
-        <w:t>no less than a</w:t>
+          <w:rStyle w:val="VerbatimChar"/>
+          <w:rFonts w:ascii="Times New Roman" w:hAnsi="Times New Roman" w:cs="Times New Roman"/>
+          <w:sz w:val="24"/>
+        </w:rPr>
+        <w:t>-state</w:t>
+      </w:r>
+      <w:r>
+        <w:rPr>
+          <w:rStyle w:val="VerbatimChar"/>
+          <w:rFonts w:ascii="Times New Roman" w:hAnsi="Times New Roman" w:cs="Times New Roman"/>
+          <w:sz w:val="24"/>
+        </w:rPr>
+        <w:t>)</w:t>
+      </w:r>
+      <w:r>
+        <w:rPr>
+          <w:rFonts w:ascii="Times New Roman" w:hAnsi="Times New Roman" w:cs="Times New Roman"/>
+        </w:rPr>
+        <w:t xml:space="preserve"> captures how much of the primary spacer’s van der Waals surface sits in a particular electronic-state bin</w:t>
+      </w:r>
+      <w:r>
+        <w:rPr>
+          <w:rFonts w:ascii="Times New Roman" w:hAnsi="Times New Roman" w:cs="Times New Roman"/>
+        </w:rPr>
+        <w:t>,</w:t>
+      </w:r>
+      <w:r>
+        <w:rPr>
+          <w:rFonts w:ascii="Times New Roman" w:hAnsi="Times New Roman" w:cs="Times New Roman"/>
+        </w:rPr>
+        <w:t xml:space="preserve"> which is</w:t>
       </w:r>
       <w:r>
         <w:rPr>
           <w:rFonts w:ascii="Times New Roman" w:hAnsi="Times New Roman" w:cs="Times New Roman"/>
         </w:rPr>
         <w:t xml:space="preserve"> </w:t>
-      </w:r>
-      <w:r>
-        <w:rPr>
-          <w:rFonts w:ascii="Times New Roman" w:hAnsi="Times New Roman" w:cs="Times New Roman"/>
-        </w:rPr>
-        <w:t>compositional</w:t>
-      </w:r>
-      <w:r>
-        <w:rPr>
-          <w:rFonts w:ascii="Times New Roman" w:hAnsi="Times New Roman" w:cs="Times New Roman"/>
-        </w:rPr>
-        <w:t xml:space="preserve"> one.</w:t>
-      </w:r>
-      <w:r>
-        <w:rPr>
-          <w:rFonts w:ascii="Times New Roman" w:hAnsi="Times New Roman" w:cs="Times New Roman"/>
-        </w:rPr>
-        <w:t xml:space="preserve"> </w:t>
-      </w:r>
-      <w:r>
-        <w:rPr>
-          <w:rFonts w:ascii="Times New Roman" w:hAnsi="Times New Roman" w:cs="Times New Roman"/>
-        </w:rPr>
-        <w:t xml:space="preserve">Among molecular descriptors, </w:t>
-      </w:r>
-      <w:r>
-        <w:rPr>
-          <w:rStyle w:val="VerbatimChar"/>
-          <w:rFonts w:ascii="Times New Roman" w:hAnsi="Times New Roman" w:cs="Times New Roman"/>
-          <w:sz w:val="24"/>
-        </w:rPr>
-        <w:t>Pri_VSA_EState4</w:t>
-      </w:r>
-      <w:r>
-        <w:rPr>
-          <w:rStyle w:val="VerbatimChar"/>
-          <w:rFonts w:ascii="Times New Roman" w:hAnsi="Times New Roman" w:cs="Times New Roman"/>
-          <w:sz w:val="24"/>
-        </w:rPr>
-        <w:t xml:space="preserve"> (S</w:t>
-      </w:r>
-      <w:r>
-        <w:rPr>
-          <w:rStyle w:val="VerbatimChar"/>
-          <w:rFonts w:ascii="Times New Roman" w:hAnsi="Times New Roman" w:cs="Times New Roman"/>
-          <w:sz w:val="24"/>
-        </w:rPr>
-        <w:t xml:space="preserve">urface-area + </w:t>
-      </w:r>
-      <w:proofErr w:type="spellStart"/>
-      <w:r>
-        <w:rPr>
-          <w:rStyle w:val="VerbatimChar"/>
-          <w:rFonts w:ascii="Times New Roman" w:hAnsi="Times New Roman" w:cs="Times New Roman"/>
-          <w:sz w:val="24"/>
-        </w:rPr>
-        <w:t>electrotopological</w:t>
-      </w:r>
-      <w:proofErr w:type="spellEnd"/>
-      <w:r>
-        <w:rPr>
-          <w:rStyle w:val="VerbatimChar"/>
-          <w:rFonts w:ascii="Times New Roman" w:hAnsi="Times New Roman" w:cs="Times New Roman"/>
-          <w:sz w:val="24"/>
-        </w:rPr>
-        <w:t>-state</w:t>
-      </w:r>
-      <w:r>
-        <w:rPr>
-          <w:rStyle w:val="VerbatimChar"/>
-          <w:rFonts w:ascii="Times New Roman" w:hAnsi="Times New Roman" w:cs="Times New Roman"/>
-          <w:sz w:val="24"/>
-        </w:rPr>
-        <w:t>)</w:t>
-      </w:r>
-      <w:r>
-        <w:rPr>
-          <w:rFonts w:ascii="Times New Roman" w:hAnsi="Times New Roman" w:cs="Times New Roman"/>
-        </w:rPr>
-        <w:t xml:space="preserve"> captures how much of the primary spacer’s van der Waals surface sits in a particular electronic-state bin</w:t>
-      </w:r>
-      <w:r>
-        <w:rPr>
-          <w:rFonts w:ascii="Times New Roman" w:hAnsi="Times New Roman" w:cs="Times New Roman"/>
-        </w:rPr>
-        <w:t xml:space="preserve">, </w:t>
       </w:r>
       <w:r>
         <w:rPr>
@@ -9165,14 +9251,7 @@
         <w:rPr>
           <w:rFonts w:ascii="Times New Roman" w:hAnsi="Times New Roman" w:cs="Times New Roman"/>
         </w:rPr>
-        <w:t xml:space="preserve"> </w:t>
-      </w:r>
-      <w:r>
-        <w:rPr>
-          <w:rFonts w:ascii="Times New Roman" w:hAnsi="Times New Roman" w:cs="Times New Roman"/>
-        </w:rPr>
-        <w:lastRenderedPageBreak/>
-        <w:t>(</w:t>
+        <w:t xml:space="preserve"> (</w:t>
       </w:r>
       <w:r>
         <w:rPr>
@@ -9241,6 +9320,7 @@
         <w:rPr>
           <w:rFonts w:ascii="Times New Roman" w:hAnsi="Times New Roman" w:cs="Times New Roman"/>
         </w:rPr>
+        <w:lastRenderedPageBreak/>
         <w:t>standardised</w:t>
       </w:r>
       <w:proofErr w:type="spellEnd"/>
@@ -9400,13 +9480,7 @@
           <w:rPr>
             <w:rFonts w:ascii="Cambria Math" w:hAnsi="Cambria Math" w:cs="Times New Roman"/>
           </w:rPr>
-          <m:t>f(x) = φ₀ + φ₁(x) + φ₂(x) + … + φₚ(x)  =  φ₀ + Σⱼ φⱼ(x</m:t>
-        </m:r>
-        <m:r>
-          <w:rPr>
-            <w:rFonts w:ascii="Cambria Math" w:hAnsi="Cambria Math" w:cs="Times New Roman"/>
-          </w:rPr>
-          <m:t>)</m:t>
+          <m:t>f(x) = φ₀ + φ₁(x) + φ₂(x) + … + φₚ(x)  =  φ₀ + Σⱼ φⱼ(x)</m:t>
         </m:r>
       </m:oMath>
       <w:r>
@@ -9420,19 +9494,7 @@
           <w:rFonts w:ascii="Times New Roman" w:hAnsi="Times New Roman" w:cs="Times New Roman"/>
         </w:rPr>
         <w:tab/>
-        <w:t xml:space="preserve">   </w:t>
-      </w:r>
-      <w:r>
-        <w:rPr>
-          <w:rFonts w:ascii="Times New Roman" w:hAnsi="Times New Roman" w:cs="Times New Roman"/>
-        </w:rPr>
-        <w:t>– Equation</w:t>
-      </w:r>
-      <w:r>
-        <w:rPr>
-          <w:rFonts w:ascii="Times New Roman" w:hAnsi="Times New Roman" w:cs="Times New Roman"/>
-        </w:rPr>
-        <w:t xml:space="preserve"> 4</w:t>
+        <w:t xml:space="preserve">   – Equation 4</w:t>
       </w:r>
       <w:r>
         <w:rPr>
@@ -9574,19 +9636,7 @@
         <w:rPr>
           <w:rFonts w:ascii="Times New Roman" w:hAnsi="Times New Roman" w:cs="Times New Roman"/>
         </w:rPr>
-        <w:t>(</w:t>
-      </w:r>
-      <w:r>
-        <w:rPr>
-          <w:rFonts w:ascii="Times New Roman" w:hAnsi="Times New Roman" w:cs="Times New Roman"/>
-        </w:rPr>
-        <w:t>champion</w:t>
-      </w:r>
-      <w:r>
-        <w:rPr>
-          <w:rFonts w:ascii="Times New Roman" w:hAnsi="Times New Roman" w:cs="Times New Roman"/>
-        </w:rPr>
-        <w:t xml:space="preserve"> model)</w:t>
+        <w:t>(champion model)</w:t>
       </w:r>
       <w:r>
         <w:rPr>
@@ -10226,13 +10276,7 @@
               <w:rPr>
                 <w:rFonts w:ascii="Times New Roman" w:hAnsi="Times New Roman" w:cs="Times New Roman"/>
               </w:rPr>
-              <w:t xml:space="preserve"> shift</w:t>
-            </w:r>
-            <w:r>
-              <w:rPr>
-                <w:rFonts w:ascii="Times New Roman" w:hAnsi="Times New Roman" w:cs="Times New Roman"/>
-              </w:rPr>
-              <w:t xml:space="preserve"> </w:t>
+              <w:t xml:space="preserve"> shift </w:t>
             </w:r>
             <w:r>
               <w:rPr>
@@ -13421,25 +13465,37 @@
         <w:rPr>
           <w:rFonts w:ascii="Times New Roman" w:hAnsi="Times New Roman" w:cs="Times New Roman"/>
         </w:rPr>
-        <w:t xml:space="preserve">we can expect good </w:t>
-      </w:r>
-      <w:r>
-        <w:rPr>
-          <w:rFonts w:ascii="Times New Roman" w:hAnsi="Times New Roman" w:cs="Times New Roman"/>
-        </w:rPr>
-        <w:t xml:space="preserve">accuracy only when the dataset </w:t>
-      </w:r>
-      <w:r>
-        <w:rPr>
-          <w:rFonts w:ascii="Times New Roman" w:hAnsi="Times New Roman" w:cs="Times New Roman"/>
-        </w:rPr>
-        <w:t>is built from a single device architecture and supplemented with in-house experiments, as fabrication conditions are consistent across device</w:t>
-      </w:r>
-      <w:r>
-        <w:rPr>
-          <w:rFonts w:ascii="Times New Roman" w:hAnsi="Times New Roman" w:cs="Times New Roman"/>
-        </w:rPr>
-        <w:t>s</w:t>
+        <w:t xml:space="preserve">we can expect </w:t>
+      </w:r>
+      <w:r>
+        <w:rPr>
+          <w:rFonts w:ascii="Times New Roman" w:hAnsi="Times New Roman" w:cs="Times New Roman"/>
+        </w:rPr>
+        <w:t>the</w:t>
+      </w:r>
+      <w:r>
+        <w:rPr>
+          <w:rFonts w:ascii="Times New Roman" w:hAnsi="Times New Roman" w:cs="Times New Roman"/>
+        </w:rPr>
+        <w:t xml:space="preserve"> </w:t>
+      </w:r>
+      <w:r>
+        <w:rPr>
+          <w:rFonts w:ascii="Times New Roman" w:hAnsi="Times New Roman" w:cs="Times New Roman"/>
+        </w:rPr>
+        <w:t>model’s predictions to be accurate</w:t>
+      </w:r>
+      <w:r>
+        <w:rPr>
+          <w:rFonts w:ascii="Times New Roman" w:hAnsi="Times New Roman" w:cs="Times New Roman"/>
+        </w:rPr>
+        <w:t xml:space="preserve"> only when the dataset </w:t>
+      </w:r>
+      <w:r>
+        <w:rPr>
+          <w:rFonts w:ascii="Times New Roman" w:hAnsi="Times New Roman" w:cs="Times New Roman"/>
+        </w:rPr>
+        <w:t>is built from a single device architecture with in-house experiments, as fabrication conditions are consistent across devices</w:t>
       </w:r>
       <w:r>
         <w:rPr>
@@ -13732,7 +13788,19 @@
         <w:rPr>
           <w:rFonts w:ascii="Times New Roman" w:hAnsi="Times New Roman" w:cs="Times New Roman"/>
         </w:rPr>
-        <w:t xml:space="preserve">Specifically, a hyperparameter-tuned Support Vector Regression </w:t>
+        <w:t xml:space="preserve">Specifically, a hyperparameter-tuned </w:t>
+      </w:r>
+      <w:r>
+        <w:rPr>
+          <w:rFonts w:ascii="Times New Roman" w:hAnsi="Times New Roman" w:cs="Times New Roman"/>
+        </w:rPr>
+        <w:t>SVR</w:t>
+      </w:r>
+      <w:r>
+        <w:rPr>
+          <w:rFonts w:ascii="Times New Roman" w:hAnsi="Times New Roman" w:cs="Times New Roman"/>
+        </w:rPr>
+        <w:t xml:space="preserve"> </w:t>
       </w:r>
       <w:r>
         <w:rPr>
@@ -13764,13 +13832,37 @@
         <w:rPr>
           <w:rFonts w:ascii="Times New Roman" w:hAnsi="Times New Roman" w:cs="Times New Roman"/>
         </w:rPr>
-        <w:t>feature-engineered dataset</w:t>
-      </w:r>
-      <w:r>
-        <w:rPr>
-          <w:rFonts w:ascii="Times New Roman" w:hAnsi="Times New Roman" w:cs="Times New Roman"/>
-        </w:rPr>
-        <w:t xml:space="preserve"> of thirteen core variables</w:t>
+        <w:t>feature</w:t>
+      </w:r>
+      <w:r>
+        <w:rPr>
+          <w:rFonts w:ascii="Times New Roman" w:hAnsi="Times New Roman" w:cs="Times New Roman"/>
+        </w:rPr>
+        <w:t xml:space="preserve"> </w:t>
+      </w:r>
+      <w:r>
+        <w:rPr>
+          <w:rFonts w:ascii="Times New Roman" w:hAnsi="Times New Roman" w:cs="Times New Roman"/>
+        </w:rPr>
+        <w:t>engineered dataset</w:t>
+      </w:r>
+      <w:r>
+        <w:rPr>
+          <w:rFonts w:ascii="Times New Roman" w:hAnsi="Times New Roman" w:cs="Times New Roman"/>
+        </w:rPr>
+        <w:t xml:space="preserve"> of </w:t>
+      </w:r>
+      <w:r>
+        <w:rPr>
+          <w:rFonts w:ascii="Times New Roman" w:hAnsi="Times New Roman" w:cs="Times New Roman"/>
+        </w:rPr>
+        <w:t>13</w:t>
+      </w:r>
+      <w:r>
+        <w:rPr>
+          <w:rFonts w:ascii="Times New Roman" w:hAnsi="Times New Roman" w:cs="Times New Roman"/>
+        </w:rPr>
+        <w:t xml:space="preserve"> variables</w:t>
       </w:r>
       <w:r>
         <w:rPr>
@@ -13794,7 +13886,31 @@
         <w:rPr>
           <w:rFonts w:ascii="Times New Roman" w:hAnsi="Times New Roman" w:cs="Times New Roman"/>
         </w:rPr>
-        <w:t xml:space="preserve"> a higher-dimensional thirty-one-variable RFECV feature selection routine on held-out test records. For the </w:t>
+        <w:t xml:space="preserve"> a higher</w:t>
+      </w:r>
+      <w:r>
+        <w:rPr>
+          <w:rFonts w:ascii="Times New Roman" w:hAnsi="Times New Roman" w:cs="Times New Roman"/>
+        </w:rPr>
+        <w:t xml:space="preserve"> </w:t>
+      </w:r>
+      <w:r>
+        <w:rPr>
+          <w:rFonts w:ascii="Times New Roman" w:hAnsi="Times New Roman" w:cs="Times New Roman"/>
+        </w:rPr>
+        <w:t xml:space="preserve">dimensional </w:t>
+      </w:r>
+      <w:r>
+        <w:rPr>
+          <w:rFonts w:ascii="Times New Roman" w:hAnsi="Times New Roman" w:cs="Times New Roman"/>
+        </w:rPr>
+        <w:t xml:space="preserve">31 </w:t>
+      </w:r>
+      <w:r>
+        <w:rPr>
+          <w:rFonts w:ascii="Times New Roman" w:hAnsi="Times New Roman" w:cs="Times New Roman"/>
+        </w:rPr>
+        <w:t xml:space="preserve">variable RFECV feature selection routine on held-out test records. For the </w:t>
       </w:r>
       <w:proofErr w:type="spellStart"/>
       <w:r>
@@ -13912,40 +14028,52 @@
         <w:rPr>
           <w:rFonts w:ascii="Times New Roman" w:hAnsi="Times New Roman" w:cs="Times New Roman"/>
         </w:rPr>
-        <w:t xml:space="preserve">reflects a fundamental statistical reality: a training dataset with 226 records is highly prone to </w:t>
-      </w:r>
-      <w:r>
-        <w:rPr>
-          <w:rFonts w:ascii="Times New Roman" w:hAnsi="Times New Roman" w:cs="Times New Roman"/>
-        </w:rPr>
-        <w:t>overfitting</w:t>
-      </w:r>
-      <w:r>
-        <w:rPr>
-          <w:rFonts w:ascii="Times New Roman" w:hAnsi="Times New Roman" w:cs="Times New Roman"/>
-        </w:rPr>
+        <w:t>reflects a fundamental statistical reality</w:t>
+      </w:r>
+      <w:r>
+        <w:rPr>
+          <w:rFonts w:ascii="Times New Roman" w:hAnsi="Times New Roman" w:cs="Times New Roman"/>
+        </w:rPr>
+        <w:t xml:space="preserve"> where</w:t>
+      </w:r>
+      <w:r>
+        <w:rPr>
+          <w:rFonts w:ascii="Times New Roman" w:hAnsi="Times New Roman" w:cs="Times New Roman"/>
+        </w:rPr>
+        <w:t xml:space="preserve"> a training dataset with 226 records is highly prone to overfitting </w:t>
+      </w:r>
+      <w:r>
+        <w:rPr>
+          <w:rFonts w:ascii="Times New Roman" w:hAnsi="Times New Roman" w:cs="Times New Roman"/>
+        </w:rPr>
+        <w:t>as the number of descriptor dimensions increases</w:t>
+      </w:r>
+      <w:r>
+        <w:rPr>
+          <w:rFonts w:ascii="Times New Roman" w:hAnsi="Times New Roman" w:cs="Times New Roman"/>
+        </w:rPr>
+        <w:t>.</w:t>
+      </w:r>
+      <w:r>
         <w:t xml:space="preserve"> </w:t>
       </w:r>
       <w:r>
         <w:rPr>
           <w:rFonts w:ascii="Times New Roman" w:hAnsi="Times New Roman" w:cs="Times New Roman"/>
         </w:rPr>
-        <w:t>as the number of descriptor dimensions increases</w:t>
-      </w:r>
-      <w:r>
-        <w:rPr>
-          <w:rFonts w:ascii="Times New Roman" w:hAnsi="Times New Roman" w:cs="Times New Roman"/>
-        </w:rPr>
-        <w:t>.</w:t>
-      </w:r>
-      <w:r>
+        <w:t>Furthermore, SHAP analysis confirms that the variables retained by our top</w:t>
+      </w:r>
+      <w:r>
+        <w:rPr>
+          <w:rFonts w:ascii="Times New Roman" w:hAnsi="Times New Roman" w:cs="Times New Roman"/>
+        </w:rPr>
         <w:t xml:space="preserve"> </w:t>
       </w:r>
       <w:r>
         <w:rPr>
           <w:rFonts w:ascii="Times New Roman" w:hAnsi="Times New Roman" w:cs="Times New Roman"/>
         </w:rPr>
-        <w:t xml:space="preserve">Furthermore, SHAP analysis confirms that the variables retained by our top-performing materials pipeline align cleanly with the composition and quantum confinement principles. </w:t>
+        <w:t xml:space="preserve">performing materials pipeline align cleanly with the composition and quantum confinement principles. </w:t>
       </w:r>
     </w:p>
     <w:p>
@@ -14058,20 +14186,25 @@
         <w:rPr>
           <w:rFonts w:ascii="Times New Roman" w:hAnsi="Times New Roman" w:cs="Times New Roman"/>
         </w:rPr>
-        <w:t xml:space="preserve">These insights establish that chemically lean ML models are trustworthy for </w:t>
-      </w:r>
-      <w:r>
-        <w:rPr>
-          <w:rFonts w:ascii="Times New Roman" w:hAnsi="Times New Roman" w:cs="Times New Roman"/>
-        </w:rPr>
-        <w:lastRenderedPageBreak/>
-        <w:t>predicting intrinsic material properties (</w:t>
-      </w:r>
-      <w:r>
-        <w:rPr>
-          <w:rFonts w:ascii="Times New Roman" w:hAnsi="Times New Roman" w:cs="Times New Roman"/>
-        </w:rPr>
-        <w:t>E</w:t>
+        <w:t xml:space="preserve">These insights establish that chemically lean ML models are </w:t>
+      </w:r>
+      <w:r>
+        <w:rPr>
+          <w:rFonts w:ascii="Times New Roman" w:hAnsi="Times New Roman" w:cs="Times New Roman"/>
+        </w:rPr>
+        <w:t>accurate</w:t>
+      </w:r>
+      <w:r>
+        <w:rPr>
+          <w:rFonts w:ascii="Times New Roman" w:hAnsi="Times New Roman" w:cs="Times New Roman"/>
+        </w:rPr>
+        <w:t xml:space="preserve"> for </w:t>
+      </w:r>
+      <w:r>
+        <w:rPr>
+          <w:rFonts w:ascii="Times New Roman" w:hAnsi="Times New Roman" w:cs="Times New Roman"/>
+        </w:rPr>
+        <w:t>predicting intrinsic material properties (E</w:t>
       </w:r>
       <w:r>
         <w:rPr>
@@ -14104,7 +14237,14 @@
         <w:rPr>
           <w:rFonts w:ascii="Times New Roman" w:hAnsi="Times New Roman" w:cs="Times New Roman"/>
         </w:rPr>
-        <w:t xml:space="preserve">metrics such as EQE remain fundamentally unlearnable across heterogeneous literature sources without strictly </w:t>
+        <w:t xml:space="preserve">metrics such as EQE remain </w:t>
+      </w:r>
+      <w:r>
+        <w:rPr>
+          <w:rFonts w:ascii="Times New Roman" w:hAnsi="Times New Roman" w:cs="Times New Roman"/>
+        </w:rPr>
+        <w:lastRenderedPageBreak/>
+        <w:t xml:space="preserve">fundamentally unlearnable across heterogeneous literature sources without strictly </w:t>
       </w:r>
       <w:proofErr w:type="spellStart"/>
       <w:r>
@@ -14423,11 +14563,7 @@
         <w:t xml:space="preserve">This work was supported by the School of Chemistry, University of Hyderabad. </w:t>
       </w:r>
       <w:r>
-        <w:t xml:space="preserve">RRS acknowledges Council of Scientific and Industrial Research (CSIR) for the Senior Research </w:t>
-      </w:r>
-      <w:r>
-        <w:lastRenderedPageBreak/>
-        <w:t>Fellowship (SRF)</w:t>
+        <w:t>RRS acknowledges Council of Scientific and Industrial Research (CSIR) for the Senior Research Fellowship (SRF)</w:t>
       </w:r>
       <w:r>
         <w:t xml:space="preserve">. </w:t>
@@ -14470,15 +14606,7 @@
           <w:shd w:val="clear" w:color="auto" w:fill="FFFFFF"/>
           <w:lang w:val="en-IN" w:eastAsia="en-IN"/>
         </w:rPr>
-        <w:t xml:space="preserve"> </w:t>
-      </w:r>
-      <w:r>
-        <w:rPr>
-          <w:rFonts w:eastAsia="Times New Roman"/>
-          <w:shd w:val="clear" w:color="auto" w:fill="FFFFFF"/>
-          <w:lang w:val="en-IN" w:eastAsia="en-IN"/>
-        </w:rPr>
-        <w:t>(UOH-IOE-RC2-21-008)</w:t>
+        <w:t xml:space="preserve"> (UOH-IOE-RC2-21-008)</w:t>
       </w:r>
       <w:r>
         <w:rPr>
@@ -14539,6 +14667,7 @@
           <w:bCs/>
           <w:lang w:val="en-IN"/>
         </w:rPr>
+        <w:lastRenderedPageBreak/>
         <w:t>References</w:t>
       </w:r>
     </w:p>
@@ -15047,7 +15176,6 @@
         <w:ind w:left="720" w:hanging="720"/>
       </w:pPr>
       <w:r>
-        <w:lastRenderedPageBreak/>
         <w:t>16.</w:t>
       </w:r>
       <w:r>
@@ -15080,6 +15208,7 @@
         <w:ind w:left="720" w:hanging="720"/>
       </w:pPr>
       <w:r>
+        <w:lastRenderedPageBreak/>
         <w:t>17.</w:t>
       </w:r>
       <w:r>
@@ -15279,7 +15408,7 @@
         </w:rPr>
         <w:fldChar w:fldCharType="end"/>
       </w:r>
-      <w:bookmarkEnd w:id="0"/>
+      <w:bookmarkEnd w:id="2"/>
       <w:bookmarkEnd w:id="12"/>
     </w:p>
     <w:sectPr>
